--- a/docs/privacy-policy.docx
+++ b/docs/privacy-policy.docx
@@ -215,7 +215,7 @@
     </w:p>
     <w:p>
       <w:r>
-        <w:t>Email: hello@rushconnectandcare.com.au</w:t>
+        <w:t>Email: admin@rushconnectandcare.com.au</w:t>
       </w:r>
     </w:p>
     <w:p>

--- a/docs/privacy-policy.docx
+++ b/docs/privacy-policy.docx
@@ -210,7 +210,7 @@
         <w:pStyle w:val="Heading2"/>
       </w:pPr>
       <w:r>
-        <w:t>Contact Person: Rupert Thomas Rush</w:t>
+        <w:t>Contact Person: Rupert R.</w:t>
       </w:r>
     </w:p>
     <w:p>
